--- a/capstone_part2/Part2ShortReport.docx
+++ b/capstone_part2/Part2ShortReport.docx
@@ -3,8 +3,22 @@
 <w:document xmlns:wpc="http://schemas.microsoft.com/office/word/2010/wordprocessingCanvas" xmlns:cx="http://schemas.microsoft.com/office/drawing/2014/chartex" xmlns:cx1="http://schemas.microsoft.com/office/drawing/2015/9/8/chartex" xmlns:cx2="http://schemas.microsoft.com/office/drawing/2015/10/21/chartex" xmlns:cx3="http://schemas.microsoft.com/office/drawing/2016/5/9/chartex" xmlns:cx4="http://schemas.microsoft.com/office/drawing/2016/5/10/chartex" xmlns:cx5="http://schemas.microsoft.com/office/drawing/2016/5/11/chartex" xmlns:cx6="http://schemas.microsoft.com/office/drawing/2016/5/12/chartex" xmlns:cx7="http://schemas.microsoft.com/office/drawing/2016/5/13/chartex" xmlns:cx8="http://schemas.microsoft.com/office/drawing/2016/5/14/chartex" xmlns:mc="http://schemas.openxmlformats.org/markup-compatibility/2006" xmlns:aink="http://schemas.microsoft.com/office/drawing/2016/ink" xmlns:am3d="http://schemas.microsoft.com/office/drawing/2017/model3d" xmlns:o="urn:schemas-microsoft-com:office:office" xmlns:oel="http://schemas.microsoft.com/office/2019/extlst" xmlns:r="http://schemas.openxmlformats.org/officeDocument/2006/relationships" xmlns:m="http://schemas.openxmlformats.org/officeDocument/2006/math" xmlns:v="urn:schemas-microsoft-com:vml" xmlns:wp14="http://schemas.microsoft.com/office/word/2010/wordprocessingDrawing" xmlns:wp="http://schemas.openxmlformats.org/drawingml/2006/wordprocessingDrawing" xmlns:w10="urn:schemas-microsoft-com:office:word" xmlns:w="http://schemas.openxmlformats.org/wordprocessingml/2006/main" xmlns:w14="http://schemas.microsoft.com/office/word/2010/wordml" xmlns:w15="http://schemas.microsoft.com/office/word/2012/wordml" xmlns:w16cex="http://schemas.microsoft.com/office/word/2018/wordml/cex" xmlns:w16cid="http://schemas.microsoft.com/office/word/2016/wordml/cid" xmlns:w16="http://schemas.microsoft.com/office/word/2018/wordml" xmlns:w16du="http://schemas.microsoft.com/office/word/2023/wordml/word16du" xmlns:w16sdtdh="http://schemas.microsoft.com/office/word/2020/wordml/sdtdatahash" xmlns:w16sdtfl="http://schemas.microsoft.com/office/word/2024/wordml/sdtformatlock" xmlns:w16se="http://schemas.microsoft.com/office/word/2015/wordml/symex" xmlns:wpg="http://schemas.microsoft.com/office/word/2010/wordprocessingGroup" xmlns:wpi="http://schemas.microsoft.com/office/word/2010/wordprocessingInk" xmlns:wne="http://schemas.microsoft.com/office/word/2006/wordml" xmlns:wps="http://schemas.microsoft.com/office/word/2010/wordprocessingShape" mc:Ignorable="w14 w15 w16se w16cid w16 w16cex w16sdtdh w16sdtfl w16du wp14">
   <w:body>
     <w:p>
+      <w:pPr>
+        <w:pStyle w:val="Title"/>
+      </w:pPr>
       <w:r>
-        <w:t>I used Python to clean the traffic data, add useful features and create three charts. I also made a small command-line application. The results show that average traffic is higher during the day and on weekdays.</w:t>
+        <w:t>Part 2 Python Traffic Analytics Report</w:t>
+      </w:r>
+    </w:p>
+    <w:p>
+      <w:r>
+        <w:t>I</w:t>
+      </w:r>
+      <w:r>
+        <w:t xml:space="preserve"> have</w:t>
+      </w:r>
+      <w:r>
+        <w:t xml:space="preserve"> used Python to clean the traffic data, add useful features and create three charts. I also made a small command-line application. The results show that average traffic is higher during the day and on weekdays.</w:t>
       </w:r>
     </w:p>
     <w:p>
@@ -33,15 +47,7 @@
         <w:t xml:space="preserve"> </w:t>
       </w:r>
       <w:r>
-        <w:t xml:space="preserve">how </w:t>
-      </w:r>
-      <w:proofErr w:type="spellStart"/>
-      <w:r>
-        <w:t>how</w:t>
-      </w:r>
-      <w:proofErr w:type="spellEnd"/>
-      <w:r>
-        <w:t xml:space="preserve"> many rows changed and why. The script checks the cleaned data before saving it.</w:t>
+        <w:t>how how many rows changed and why. The script checks the cleaned data before saving it.</w:t>
       </w:r>
     </w:p>
     <w:p>
@@ -78,10 +84,7 @@
     </w:p>
     <w:p>
       <w:r>
-        <w:t xml:space="preserve">As instructed, </w:t>
-      </w:r>
-      <w:r>
-        <w:t>I saved three Matplotlib charts: traffic by hour, weekday and weekend traffic, and traffic by weather category.</w:t>
+        <w:t>As instructed, I saved three Matplotlib charts: traffic by hour, weekday and weekend traffic, and traffic by weather category.</w:t>
       </w:r>
     </w:p>
     <w:p>
@@ -115,26 +118,13 @@
     </w:p>
     <w:p>
       <w:r>
-        <w:t xml:space="preserve">I </w:t>
-      </w:r>
-      <w:proofErr w:type="spellStart"/>
-      <w:r>
-        <w:t>t</w:t>
+        <w:t>I t</w:t>
       </w:r>
       <w:r>
-        <w:t>have</w:t>
+        <w:t xml:space="preserve">have </w:t>
       </w:r>
-      <w:proofErr w:type="spellEnd"/>
       <w:r>
-        <w:t xml:space="preserve"> </w:t>
-      </w:r>
-      <w:proofErr w:type="spellStart"/>
-      <w:r>
-        <w:t>ested</w:t>
-      </w:r>
-      <w:proofErr w:type="spellEnd"/>
-      <w:r>
-        <w:t xml:space="preserve"> all three commands. The date query returned traffic volume 5545 for 2012-10-02 at 09:00:00. The high-traffic query listed records above 7000. The day comparison matched the chart averages. Invalid dates and non-numeric thresholds gave clear ERROR messages without a traceback and returned exit code 1.</w:t>
+        <w:t>ested all three commands. The date query returned traffic volume 5545 for 2012-10-02 at 09:00:00. The high-traffic query listed records above 7000. The day comparison matched the chart averages. Invalid dates and non-numeric thresholds gave clear ERROR messages without a traceback and returned exit code 1.</w:t>
       </w:r>
     </w:p>
     <w:p>
@@ -142,16 +132,13 @@
         <w:pStyle w:val="Heading1"/>
       </w:pPr>
       <w:r>
+        <w:lastRenderedPageBreak/>
         <w:t>Task 5: GitHub and Reproducibility</w:t>
       </w:r>
     </w:p>
     <w:p>
       <w:r>
-        <w:t xml:space="preserve">I saved the work in separate Git commits for each completed coding task. The README explains the folder structure, required packages, script order and application commands. It also explains logging to </w:t>
-      </w:r>
-      <w:r>
-        <w:lastRenderedPageBreak/>
-        <w:t>the console and pipeline.log. INFO shows normal steps, WARNING shows recoverable data issues, ERROR shows failures, and DEBUG shows internal calculations when enabled.</w:t>
+        <w:t>I saved the work in separate Git commits for each completed coding task. The README explains the folder structure, required packages, script order and application commands. It also explains logging to the console and pipeline.log. INFO shows normal steps, WARNING shows recoverable data issues, ERROR shows failures, and DEBUG shows internal calculations when enabled.</w:t>
       </w:r>
     </w:p>
     <w:p>
@@ -1124,17 +1111,18 @@
     <w:qFormat/>
     <w:rsid w:val="00FC693F"/>
     <w:pPr>
+      <w:keepNext/>
       <w:pBdr>
         <w:bottom w:val="single" w:sz="8" w:space="4" w:color="4F81BD" w:themeColor="accent1"/>
       </w:pBdr>
-      <w:spacing w:after="300" w:line="240" w:lineRule="auto"/>
+      <w:spacing w:after="160" w:line="240" w:lineRule="auto"/>
       <w:contextualSpacing/>
     </w:pPr>
     <w:rPr>
       <w:rFonts w:asciiTheme="majorHAnsi" w:eastAsiaTheme="majorEastAsia" w:hAnsiTheme="majorHAnsi" w:cstheme="majorBidi"/>
       <w:spacing w:val="5"/>
       <w:kern w:val="28"/>
-      <w:sz w:val="38"/>
+      <w:sz w:val="40"/>
       <w:szCs w:val="52"/>
     </w:rPr>
   </w:style>
